--- a/01. 일하는 방식의 변화/Part 1. 산업의 판이 바뀔 때 l 3화 스타트업과 대기업의 협력, 736곳 중 62곳만 뽑힌 오픈이노베이션의 성공 조건.docx
+++ b/01. 일하는 방식의 변화/Part 1. 산업의 판이 바뀔 때 l 3화 스타트업과 대기업의 협력, 736곳 중 62곳만 뽑힌 오픈이노베이션의 성공 조건.docx
@@ -27,7 +27,7 @@
         <w:spacing w:after="160" w:line="360" w:lineRule="auto"/>
       </w:pPr>
       <w:r>
-        <w:t xml:space="preserve">큰 회사와 작은 회사의 만남이 이렇게 주목받는 이유는 단순합니다. 큰 회사에는 새로운 기술이 필요하고, 작은 회사에는 기술을 시험해 볼 현장과 고객이 필요하기 때문입니다. 서로 부족한 부분이 맞아떨어지는데도 막상 해 보면 쉽지 않은 대목이 많습니다. 오픈이노베이션의 성공 조건을 일상의 말로 풀어 봅니다.</w:t>
+        <w:t xml:space="preserve">큰 회사와 작은 회사의 만남이 이렇게 주목받는 이유는 단순합니다. 큰 회사에는 새로운 기술이 필요하고, 작은 회사에는 기술을 시험해 볼 현장과 고객이 필요하기 때문입니다. 서로 부족한 부분이 맞아떨어지는데도, 만남이 실제 계약으로 이어지기까지는 넘어야 할 문턱이 적지 않습니다.</w:t>
       </w:r>
     </w:p>
     <w:p>
@@ -181,7 +181,7 @@
         <w:spacing w:after="160" w:line="360" w:lineRule="auto"/>
       </w:pPr>
       <w:r>
-        <w:t xml:space="preserve">성공 조건을 정리하면 세 가지가 보입니다. 시험을 시작하기 전에 어떤 결과가 나오면 정식 계약으로 넘어갈지 기준을 정해 두는 것, 시험 단계부터 실제로 기술을 쓸 현업 부서를 참여시키는 것, 기술과 데이터를 어떻게 나누고 지킬지 계약서에 적는 것입니다. 쉽게 말해 시식회를 열기 전에 합격 점수를 정하고, 레시피를 실제로 쓸 주방장을 시식회장에 부르고, 레시피를 누가 어떻게 쓸지 계약서에 적어 두는 일입니다. 이 정리는 앞서 본 현장 지적과 연구를 바탕으로 한 해석이며 정답이 정해진 공식은 아닙니다.</w:t>
+        <w:t xml:space="preserve">성공 조건을 정리하면 세 가지가 보입니다. 시험을 시작하기 전에 어떤 결과가 나오면 정식 계약으로 넘어갈지 기준을 정해 두는 것, 시험 단계부터 실제로 기술을 쓸 현업 부서를 참여시키는 것, 기술과 데이터를 어떻게 나누고 지킬지 계약서에 적는 것입니다. 쉽게 말해 시식회를 열기 전에 합격 점수를 정하고, 레시피를 실제로 쓸 주방장을 시식회장에 부르고, 레시피를 누가 어떻게 쓸지 계약서에 적어 두는 일입니다. 다만 정답이 정해진 공식은 아니고, 앞서 본 현장 지적과 연구에서 읽어 낸 방향에 가깝습니다.</w:t>
       </w:r>
     </w:p>
     <w:p>
@@ -189,7 +189,7 @@
         <w:spacing w:after="160" w:line="360" w:lineRule="auto"/>
       </w:pPr>
       <w:r>
-        <w:t xml:space="preserve">창업을 준비하거나 스타트업에서 일하는 사람에게는 대기업과의 만남이 성공이 아니라 계약서에 도장이 찍힐 때까지 이어지는 과정이라는 시각이 필요합니다. 대기업에서 일하는 사람에게는 시험을 몇 번 했느냐보다 몇 건이 실제 사업으로 이어졌느냐가 더 정직한 성적표일 수 있습니다. 이 글은 협력 동향을 정리한 일반 정보이며 특정 기업의 투자나 지원 신청을 권하는 내용이 아닙니다.</w:t>
+        <w:t xml:space="preserve">창업을 준비하거나 스타트업에서 일하는 사람에게는 대기업과의 만남이 성공이 아니라 계약서에 도장이 찍힐 때까지 이어지는 과정이라는 시각이 필요합니다. 대기업의 이름 하나에 기대기보다 시험이 끝난 뒤의 계약 일정을 먼저 묻는 편이 안전합니다. 대기업에서 일하는 사람에게는 시험을 몇 번 했느냐보다 몇 건이 실제 사업으로 이어졌느냐가 더 정직한 성적표일 수 있습니다.</w:t>
       </w:r>
     </w:p>
     <w:p>

--- a/01. 일하는 방식의 변화/Part 1. 산업의 판이 바뀔 때 l 3화 스타트업과 대기업의 협력, 736곳 중 62곳만 뽑힌 오픈이노베이션의 성공 조건.docx
+++ b/01. 일하는 방식의 변화/Part 1. 산업의 판이 바뀔 때 l 3화 스타트업과 대기업의 협력, 736곳 중 62곳만 뽑힌 오픈이노베이션의 성공 조건.docx
@@ -19,7 +19,7 @@
         <w:spacing w:after="160" w:line="360" w:lineRule="auto"/>
       </w:pPr>
       <w:r>
-        <w:t xml:space="preserve">대기업 담당자가 스타트업 수백 곳의 소개서를 받아 보고, 그중 몇 곳만 직접 만납니다. 2025년 중소벤처기업부가 이어 준 대기업과 스타트업의 협력 사업에서도 그랬습니다. 대기업 11곳에 추천된 스타트업은 736곳이었는데, 협업 상대로 최종 뽑힌 곳은 62곳이었습니다. 평균 경쟁률로 따지면 12대 1입니다.</w:t>
+        <w:t xml:space="preserve">2025년 중소벤처기업부가 대기업 11곳에 소개한 스타트업은 736곳이었습니다. 대기업 담당자와 스타트업 대표가 마주 앉은 자리는 133번 만들어졌고, 그 끝에 협업 상대로 뽑힌 곳은 62곳이었습니다. 평균 경쟁률은 12대 1입니다. 대기업 명단에는 SK하이닉스, 현대자동차, LG사이언스파크, 포스코홀딩스를 비롯해 HD현대중공업, KT, GS리테일, CJ, LS일렉트릭이 올라 있었습니다.</w:t>
       </w:r>
     </w:p>
     <w:p>
@@ -27,7 +27,7 @@
         <w:spacing w:after="160" w:line="360" w:lineRule="auto"/>
       </w:pPr>
       <w:r>
-        <w:t xml:space="preserve">큰 회사와 작은 회사의 만남이 이렇게 주목받는 이유는 단순합니다. 큰 회사에는 새로운 기술이 필요하고, 작은 회사에는 기술을 시험해 볼 현장과 고객이 필요하기 때문입니다. 서로 부족한 부분이 맞아떨어지는데도, 만남이 실제 계약으로 이어지기까지는 넘어야 할 문턱이 적지 않습니다.</w:t>
+        <w:t xml:space="preserve">스타트업은 새 기술로 빠르게 움직이는 젊은 회사이고, 대기업은 공장과 판매망, 고객을 가진 큰 회사입니다. 이 둘이 손을 잡고 새 사업을 만드는 방식을 오픈이노베이션이라고 부릅니다. 회사 안에서만 해 오던 연구와 개발을 바깥의 기술과 함께 하는 일입니다.</w:t>
       </w:r>
     </w:p>
     <w:p>
@@ -52,7 +52,7 @@
           <w:b/>
           <w:sz w:val="25"/>
         </w:rPr>
-        <w:t xml:space="preserve">스타트업과 대기업 협력, 서로에게 무엇이 필요할까</w:t>
+        <w:t xml:space="preserve">스타트업과 대기업 협력은 어떤 모습으로 이뤄질까</w:t>
       </w:r>
     </w:p>
     <w:p>
@@ -60,7 +60,7 @@
         <w:spacing w:after="160" w:line="360" w:lineRule="auto"/>
       </w:pPr>
       <w:r>
-        <w:t xml:space="preserve">스타트업은 새로운 아이디어와 기술로 빠르게 시도하는 젊은 회사를 말합니다. 대기업은 자금과 공장, 판매망, 고객이라는 큰 자산을 갖고 있지만 조직이 커서 새로운 시도에는 몸이 무겁습니다. 동네의 작은 소스 가게를 떠올려 보면 쉽습니다. 기막힌 소스를 개발했지만 매장은 한 곳뿐이고, 전국에 매장을 가진 외식 기업은 새 메뉴를 내놓는 데 몇 달이 걸리는 상황입니다. 두 곳이 손잡으면 소스는 전국 식탁에 오르고 외식 기업은 새 메뉴를 빨리 얻습니다. 작은 회사의 속도와 큰 회사의 규모가 만나는 지점입니다.</w:t>
+        <w:t xml:space="preserve">대표적인 통로는 대기업이 직접 여는 프로그램입니다. 삼성전자의 C랩 아웃사이드는 스타트업 30곳을 뽑아 컨설팅과 사업 비용, 홍보, 특허 무상 양도를 지원하고, 사업과 이어질 가능성이 있으면 해당 사업부와 만나 기술을 시험해 보게 합니다. 지난해 7기 30곳 가운데 17곳이 삼성전자와 시험 운영을 거쳤습니다. 올해 6월에는 AI와 로봇을 비롯한 8개 분야에서 9기 30곳 모집이 시작됐습니다.</w:t>
       </w:r>
     </w:p>
     <w:p>
@@ -68,7 +68,23 @@
         <w:spacing w:after="160" w:line="360" w:lineRule="auto"/>
       </w:pPr>
       <w:r>
-        <w:t xml:space="preserve">이렇게 바깥의 아이디어와 기술을 가져와 함께 키우는 방식을 오픈이노베이션이라고 부릅니다. 집 안에서만 연구하던 방식에서 벗어나 문을 열고 도움을 받는다는 뜻입니다. 삼성전자의 C랩 아웃사이드가 대표적입니다. 스타트업 30곳을 뽑아 컨설팅과 사업 비용을 지원하고, 사업 연계 가능성이 있으면 해당 사업부와 만나 기술을 시험해 보도록 돕습니다. 지난해 7기 30곳 가운데 17곳이 삼성전자와 시험 운영을 거쳤고, 올해 6월에는 AI와 로봇 등 8개 분야에서 9기 30곳 모집을 시작했습니다.</w:t>
+        <w:t xml:space="preserve">현대차그룹은 제로원 엑셀러레이터라는 프로그램을 운영합니다. 지난해와 올해 사이 30건 가까운 시험 운영이 만들어졌고, 그중 8개 팀이 양산 작업에 참여했다는 보도가 나왔습니다. 시험 운영 서른 건 가까이에서 생산 단계까지 간 팀이 여덟이라는 이야기입니다.</w:t>
+      </w:r>
+    </w:p>
+    <w:p>
+      <w:pPr>
+        <w:spacing w:after="160" w:line="360" w:lineRule="auto"/>
+      </w:pPr>
+      <w:r>
+        <w:t xml:space="preserve">공공 기관이 중간에서 이어 주는 사업도 많습니다. 서울창조경제혁신센터는 올해 9월 대·중견기업과 공공기관 등 수요기업 33곳이 내놓은 과제를 풀 스타트업 70곳을 뽑았습니다. 분야는 AI와 바이오, 로봇, 에너지 등이고, 창업 7년 이내 기업에 과제별로 최대 1억 4,000만 원의 협업 자금이 지원됩니다. </w:t>
+      </w:r>
+    </w:p>
+    <w:p>
+      <w:pPr>
+        <w:spacing w:after="160" w:line="360" w:lineRule="auto"/>
+      </w:pPr>
+      <w:r>
+        <w:t xml:space="preserve">올해 7월에는 수요기업과 스타트업이 서로를 직접 찾아 짝을 짓는 상호 자율탐색형 사업으로 스타트업 50곳을 따로 선정했습니다. 대구창조경제혁신센터는 2023년부터 3년 동안 선도기업 16곳과 스타트업 30곳이 참여한 사업에서 스타트업 매출 180억 원, 새 일자리 228개, 투자 유치 70억 원이 나왔다고 밝혔습니다.</w:t>
       </w:r>
     </w:p>
     <w:p>
@@ -80,7 +96,7 @@
           <w:b/>
           <w:sz w:val="25"/>
         </w:rPr>
-        <w:t xml:space="preserve">오픈이노베이션이 뭐길래, 736곳 중 62곳이 뽑혔다</w:t>
+        <w:t xml:space="preserve">오픈이노베이션이 남긴 성과, 736곳 중 62곳이 뽑힌 뒤</w:t>
       </w:r>
     </w:p>
     <w:p>
@@ -88,7 +104,7 @@
         <w:spacing w:after="160" w:line="360" w:lineRule="auto"/>
       </w:pPr>
       <w:r>
-        <w:t xml:space="preserve">오픈이노베이션은 대기업과 스타트업이 서로의 강점을 빌려 함께 새 사업을 만드는 협력 방식입니다. 정부도 이 중매에 나섰습니다. 중소벤처기업부는 2025년 SK하이닉스, 현대자동차, LG사이언스파크, 포스코홀딩스 등 대기업 11곳과 기술력을 갖춘 스타트업을 이어 주는 사업을 진행했습니다. 3월부터 스타트업 736곳이 추천됐고, 133건의 만남을 거쳐 62곳이 협업 상대로 뽑혔습니다.</w:t>
+        <w:t xml:space="preserve">중기부가 2025년 12월에 공개한 성과 가운데에는 이런 사례가 있었습니다. 한 스타트업은 대기업 두 곳과 함께 일하면서 약 120억 원의 투자를 받았고, 이듬해 1월 CES 2026의 대기업 홍보 부스에 함께 나가기로 했습니다. CES는 매년 1월 미국 라스베이거스에서 열리는 세계 최대 규모의 전자·IT 박람회입니다. 평균 12대 1이라는 경쟁률은 반대편에서 보면 열한 곳이 문턱에서 돌아섰다는 이야기이기도 합니다.</w:t>
       </w:r>
     </w:p>
     <w:p>
@@ -96,15 +112,7 @@
         <w:spacing w:after="160" w:line="360" w:lineRule="auto"/>
       </w:pPr>
       <w:r>
-        <w:t xml:space="preserve">지역에서도 비슷한 사업이 이어지고 있습니다. 대구창조경제혁신센터는 2023년부터 3년 동안 선도기업 16곳과 스타트업 30곳이 참여한 사업에서 스타트업 매출 180억 원, 새 일자리 228개, 투자 유치 70억 원이 나왔다고 밝혔습니다. 서울창조경제혁신센터는 올해 9월 대기업의 과제를 풀어 줄 스타트업 70곳을 뽑아 최대 1억 4,000만 원의 사업화 자금을 지원하기로 했습니다.</w:t>
-      </w:r>
-    </w:p>
-    <w:p>
-      <w:pPr>
-        <w:spacing w:after="160" w:line="360" w:lineRule="auto"/>
-      </w:pPr>
-      <w:r>
-        <w:t xml:space="preserve">성과를 보여 주는 사례도 소개됐습니다. 중기부 발표에 따르면 한 스타트업은 대기업 두 곳과 함께 일하면서 약 120억 원의 투자를 받았고, 이듬해 1월 CES 2026의 대기업 홍보 부스에 함께 나가기로 했습니다. 대기업의 이름과 현장이 작은 회사에는 투자자와 고객에게 보여 줄 가장 강력한 이력서가 되는 셈입니다.</w:t>
+        <w:t xml:space="preserve">스타트업이 이 문을 두드리는 이유는 한국무역협회의 2020년 11월 조사에서 엿볼 수 있습니다. 몇 해 전 조사여서 지금과 차이가 있을 수 있지만 방향은 참고할 만합니다. 스타트업 311곳 가운데 87.5%가 실증 시험이 필요하다고 답했고, 필요한 이유로 가장 많이 꼽힌 것은 다른 기업과의 협업 이력, 곧 레퍼런스를 확보하기 위해서라는 응답(48%)이었습니다. 제품 출시 여부를 판단하기 위해서라는 응답은 27.5%, 기술을 보완하기 위해서라는 응답은 19.4%였습니다.</w:t>
       </w:r>
     </w:p>
     <w:p>
@@ -129,7 +137,7 @@
           <w:b/>
           <w:sz w:val="25"/>
         </w:rPr>
-        <w:t xml:space="preserve">대기업 협업의 벽, 시험은 통과했는데 계약은 왜 어려울까</w:t>
+        <w:t xml:space="preserve">대기업 협업의 문턱, 시험 운영 뒤에는 무슨 일이 생기나</w:t>
       </w:r>
     </w:p>
     <w:p>
@@ -137,7 +145,7 @@
         <w:spacing w:after="160" w:line="360" w:lineRule="auto"/>
       </w:pPr>
       <w:r>
-        <w:t xml:space="preserve">협업의 첫 관문은 보통 PoC라고 부르는 시험 운영입니다. 본격 계약 전에 스타트업의 기술을 대기업 현장에서 잠깐 써 보고 쓸 만한지 확인하는 단계로, 음식점으로 치면 시식회에 해당합니다. 문제는 시식회에서 좋은 평가를 받고도 정식 주문으로 이어지지 않는 경우가 많다는 점입니다. 시험만 반복하다 끝난다는 지적이 현장에서 꾸준히 나옵니다.</w:t>
+        <w:t xml:space="preserve">협업은 보통 PoC라고 부르는 시험 운영에서 시작합니다. 개념 검증이라는 뜻의 영어 약자입니다. 본격 계약에 앞서 스타트업의 기술을 대기업 현장에서 잠깐 써 보고 쓸 만한지 확인하는 단계입니다. 현장에서는 시험 결과가 좋아도 정식 계약으로 이어지지 않는 경우가 많다는 지적이 나옵니다. 올해 3월 열린 서울 오픈이노베이션 파트너스 데이에서도 SK에코플랜트, 현대건설, 삼성물산, 신한금융, KB금융 등 대기업 12곳이 시험 단계를 넘어 실제 현장 적용과 사업화로 가겠다는 메시지를 내놓았습니다. </w:t>
       </w:r>
     </w:p>
     <w:p>
@@ -145,7 +153,7 @@
         <w:spacing w:after="160" w:line="360" w:lineRule="auto"/>
       </w:pPr>
       <w:r>
-        <w:t xml:space="preserve">자동차 업계도 사정이 비슷합니다. 현대차그룹은 제로원 엑셀러레이터라는 프로그램으로 지난해와 올해 30건 가까운 시험 운영을 만들었고, 그중 8개 팀이 양산 작업에 참여했다는 보도가 나왔습니다. 시험 운영 30건 가운데 8팀이 실제 생산 단계로 넘어갔다는 이야기는 문턱이 낮지 않다는 뜻이면서, 문턱을 넘은 팀도 분명히 있다는 뜻이기도 합니다.</w:t>
+        <w:t xml:space="preserve">이 행사의 사업은 상반기와 하반기 공모로 스타트업을 찾고, 쓸 만한 기술은 곧바로 실증과 사업화로 연결하는 구조입니다. 올해 8월에는 서울경제진흥원이 DB Inc.와 시험 운영을 넘어 후속 투자 연계까지 지원한다는 소식도 있었습니다.</w:t>
       </w:r>
     </w:p>
     <w:p>
@@ -153,7 +161,7 @@
         <w:spacing w:after="160" w:line="360" w:lineRule="auto"/>
       </w:pPr>
       <w:r>
-        <w:t xml:space="preserve">정부도 이 점을 알고 있습니다. 중기부는 올해 8월 오픈이노베이션에 참여한 스타트업 80곳 안팎을 골라 기업당 최대 2억 원을 지원하는 후속 사업을 새로 만들었습니다. 협업 성과가 실제 사업화와 투자로 이어져야 한다는 현장의 목소리를 반영했다고 합니다. 대상은 업력 7년 이내(신산업 분야는 10년 이내) 스타트업이고 협약 기간은 10월부터 내년 6월까지입니다. 만남에서 계약까지 가는 길이 쉽지 않다는 뜻으로 읽힙니다.</w:t>
+        <w:t xml:space="preserve">스타트업 쪽의 어려움도 같은 조사에 나타납니다. 무역협회 조사에서 시험 운영을 추진할 때 겪는 어려움으로는 예산과 인력 부족이 63.9%로 가장 많았고, 시험 기회를 얻는 일이 48.5%, 규제와 법규 문제가 24.5%였습니다.</w:t>
       </w:r>
     </w:p>
     <w:p>
@@ -161,7 +169,7 @@
         <w:spacing w:after="160" w:line="360" w:lineRule="auto"/>
       </w:pPr>
       <w:r>
-        <w:t xml:space="preserve">두 쪽이 같은 협업을 다르게 본다는 연구도 있습니다. 대기업과 스타트업 담당자 181명에게 20개 문항을 물었더니 19개에서 의미 있는 인식 차이가 나타났고, 특히 시험 운영에서 기대하는 성과와 오래 함께할 의향에서 차이가 컸습니다. 대기업은 한 번 써 보는 시험으로, 스타트업은 정식 거래의 출발점으로 받아들이는 경우가 있다고 해석할 수 있습니다.</w:t>
+        <w:t xml:space="preserve">대기업과 스타트업이 같은 협업을 서로 다르게 본다는 연구도 있습니다. 두 쪽 담당자 181명에게 20개 문항을 물었더니 19개에서 의미 있는 인식 차이가 나타났습니다. 차이가 두드러진 곳은 시험 운영에서 기대하는 성과와 오래 함께하겠다는 의향이었습니다. 한쪽은 한 번 써 보는 일로, 다른 쪽은 거래의 출발로 여겼을 가능성이 있습니다.</w:t>
       </w:r>
     </w:p>
     <w:p>
@@ -173,7 +181,7 @@
           <w:b/>
           <w:sz w:val="25"/>
         </w:rPr>
-        <w:t xml:space="preserve">스타트업 제휴를 앞두고 챙길 성공 조건</w:t>
+        <w:t xml:space="preserve">스타트업 제휴가 계약으로 끝나려면</w:t>
       </w:r>
     </w:p>
     <w:p>
@@ -181,7 +189,7 @@
         <w:spacing w:after="160" w:line="360" w:lineRule="auto"/>
       </w:pPr>
       <w:r>
-        <w:t xml:space="preserve">성공 조건을 정리하면 세 가지가 보입니다. 시험을 시작하기 전에 어떤 결과가 나오면 정식 계약으로 넘어갈지 기준을 정해 두는 것, 시험 단계부터 실제로 기술을 쓸 현업 부서를 참여시키는 것, 기술과 데이터를 어떻게 나누고 지킬지 계약서에 적는 것입니다. 쉽게 말해 시식회를 열기 전에 합격 점수를 정하고, 레시피를 실제로 쓸 주방장을 시식회장에 부르고, 레시피를 누가 어떻게 쓸지 계약서에 적어 두는 일입니다. 다만 정답이 정해진 공식은 아니고, 앞서 본 현장 지적과 연구에서 읽어 낸 방향에 가깝습니다.</w:t>
+        <w:t xml:space="preserve">정부의 움직임도 이 대목을 향합니다. 중기부는 올해 8월 5일 오픈이노베이션에 참여한 스타트업 80곳 안팎을 골라 기업당 최대 2억 원을 지원하는 후속 사업을 새로 만들었습니다. 협업 성과가 실제 사업화와 투자로 이어져야 한다는 현장의 목소리를 반영한 사업입니다. 8월 6일부터 26일까지 신청을 받았고, 업력 7년 이내(신산업 분야는 10년 이내) 스타트업이 대상입니다.</w:t>
       </w:r>
     </w:p>
     <w:p>
@@ -189,7 +197,7 @@
         <w:spacing w:after="160" w:line="360" w:lineRule="auto"/>
       </w:pPr>
       <w:r>
-        <w:t xml:space="preserve">창업을 준비하거나 스타트업에서 일하는 사람에게는 대기업과의 만남이 성공이 아니라 계약서에 도장이 찍힐 때까지 이어지는 과정이라는 시각이 필요합니다. 대기업의 이름 하나에 기대기보다 시험이 끝난 뒤의 계약 일정을 먼저 묻는 편이 안전합니다. 대기업에서 일하는 사람에게는 시험을 몇 번 했느냐보다 몇 건이 실제 사업으로 이어졌느냐가 더 정직한 성적표일 수 있습니다.</w:t>
+        <w:t xml:space="preserve">지원 유형은 성과 우수형과 후속 협업형으로 나뉩니다. 성과 우수형은 기존 사업의 최종평가에서 우수 또는 최우수 등급을 받은 스타트업이 대상입니다. 서울창조경제혁신센터의 사업에서도 우수 기업에는 최대 2억 원의 후속 협업 지원과 기술 개발 사업 연계 기회가 주어집니다. 중기부 후속 사업의 협약 기간은 올해 10월부터 내년 6월까지입니다. 시험 운영이 끝난 뒤의 아홉 달이 처음으로 사업 안에 들어왔습니다.</w:t>
       </w:r>
     </w:p>
     <w:p>
